--- a/Etat de l'art/EtatDeL'art.docx
+++ b/Etat de l'art/EtatDeL'art.docx
@@ -81,30 +81,6 @@
         </w:rPr>
         <w:t>:</w:t>
       </w:r>
-    </w:p>
-    <w:p>
-      <w:pPr>
-        <w:pStyle w:val="Paragraphedeliste"/>
-        <w:numPr>
-          <w:ilvl w:val="0"/>
-          <w:numId w:val="2"/>
-        </w:numPr>
-        <w:rPr>
-          <w:lang w:val="es-AR"/>
-        </w:rPr>
-      </w:pPr>
-    </w:p>
-    <w:p>
-      <w:pPr>
-        <w:pStyle w:val="Paragraphedeliste"/>
-        <w:numPr>
-          <w:ilvl w:val="0"/>
-          <w:numId w:val="2"/>
-        </w:numPr>
-        <w:rPr>
-          <w:lang w:val="es-AR"/>
-        </w:rPr>
-      </w:pPr>
     </w:p>
     <w:p>
       <w:pPr>

--- a/Etat de l'art/EtatDeL'art.docx
+++ b/Etat de l'art/EtatDeL'art.docx
@@ -9,640 +9,437 @@
     </w:p>
     <w:p>
       <w:pPr>
-        <w:ind w:left="720"/>
         <w:rPr>
-          <w:lang w:val="es-AR"/>
+          <w:b/>
+          <w:bCs/>
         </w:rPr>
       </w:pPr>
-    </w:p>
-    <w:p>
-      <w:pPr>
-        <w:jc w:val="both"/>
-      </w:pPr>
-      <w:r>
-        <w:t>Résumer :</w:t>
-      </w:r>
-    </w:p>
-    <w:p>
-      <w:pPr>
-        <w:jc w:val="both"/>
-      </w:pPr>
-      <w:r>
-        <w:t xml:space="preserve">Le but de </w:t>
-      </w:r>
-      <w:r>
-        <w:t>ce</w:t>
-      </w:r>
-      <w:r>
-        <w:t>t état de l’art</w:t>
-      </w:r>
-      <w:r>
-        <w:t xml:space="preserve"> est de pouvoir exploiter des plans de forme variées (plan de maison, plan de pièces à construire) et de formats variés (</w:t>
-      </w:r>
-      <w:proofErr w:type="spellStart"/>
-      <w:r>
-        <w:t>pdf</w:t>
-      </w:r>
-      <w:proofErr w:type="spellEnd"/>
-      <w:r>
-        <w:t>, plans 3</w:t>
-      </w:r>
-      <w:proofErr w:type="gramStart"/>
-      <w:r>
-        <w:t>D,...</w:t>
-      </w:r>
-      <w:proofErr w:type="gramEnd"/>
-      <w:r>
-        <w:t>) pour des usages multiples tels que la définition de métrés et le temps d’usinage. Pour réaliser cet objectif, des modèles IA de type multimodal et/ou seront explorés. Des cas d’applications seront également définis au début du stage.</w:t>
-      </w:r>
-    </w:p>
-    <w:p/>
+      <w:bookmarkStart w:id="0" w:name="_Hlk209430321"/>
+      <w:r>
+        <w:rPr>
+          <w:b/>
+          <w:bCs/>
+        </w:rPr>
+        <w:t>1. Introduction</w:t>
+      </w:r>
+    </w:p>
     <w:p>
       <w:pPr>
         <w:numPr>
           <w:ilvl w:val="0"/>
-          <w:numId w:val="1"/>
+          <w:numId w:val="3"/>
         </w:numPr>
-        <w:rPr>
-          <w:lang w:val="es-AR"/>
-        </w:rPr>
-      </w:pPr>
-      <w:proofErr w:type="spellStart"/>
-      <w:r>
-        <w:rPr>
-          <w:lang w:val="es-AR"/>
-        </w:rPr>
-        <w:t>Introduction</w:t>
-      </w:r>
-      <w:proofErr w:type="spellEnd"/>
-      <w:r>
-        <w:rPr>
-          <w:lang w:val="es-AR"/>
-        </w:rPr>
-        <w:t>:</w:t>
-      </w:r>
-    </w:p>
-    <w:p>
-      <w:pPr>
-        <w:pStyle w:val="Paragraphedeliste"/>
+      </w:pPr>
+      <w:r>
+        <w:t>Contexte : importance des plans dans la construction, l’usinage et l’ingénierie.</w:t>
+      </w:r>
+    </w:p>
+    <w:p>
+      <w:pPr>
         <w:numPr>
           <w:ilvl w:val="0"/>
-          <w:numId w:val="2"/>
+          <w:numId w:val="3"/>
         </w:numPr>
+      </w:pPr>
+      <w:r>
+        <w:t>Objectifs : automatiser l’exploitation (métrés, temps d’usinage, etc.).</w:t>
+      </w:r>
+    </w:p>
+    <w:p>
+      <w:pPr>
+        <w:numPr>
+          <w:ilvl w:val="0"/>
+          <w:numId w:val="3"/>
+        </w:numPr>
+      </w:pPr>
+      <w:r>
+        <w:t>Positionnement : peu ou pas de solutions multimodales existantes → proposition d’en introduire.</w:t>
+      </w:r>
+    </w:p>
+    <w:bookmarkEnd w:id="0"/>
+    <w:p>
+      <w:r>
+        <w:pict w14:anchorId="4DD5DCBE">
+          <v:rect id="_x0000_i1025" style="width:0;height:1.5pt" o:hralign="center" o:hrstd="t" o:hr="t" fillcolor="#a0a0a0" stroked="f"/>
+        </w:pict>
+      </w:r>
+    </w:p>
+    <w:p>
+      <w:pPr>
         <w:rPr>
-          <w:lang w:val="es-AR"/>
+          <w:b/>
+          <w:bCs/>
         </w:rPr>
       </w:pPr>
       <w:r>
         <w:rPr>
-          <w:lang w:val="es-AR"/>
+          <w:b/>
+          <w:bCs/>
         </w:rPr>
-        <w:t xml:space="preserve">Les </w:t>
+        <w:t>2. Formats et spécificités des plans</w:t>
+      </w:r>
+    </w:p>
+    <w:p>
+      <w:pPr>
+        <w:numPr>
+          <w:ilvl w:val="0"/>
+          <w:numId w:val="4"/>
+        </w:numPr>
+      </w:pPr>
+      <w:r>
+        <w:rPr>
+          <w:b/>
+          <w:bCs/>
+        </w:rPr>
+        <w:t>2D</w:t>
+      </w:r>
+      <w:r>
+        <w:t xml:space="preserve"> : PDF, images scannées, CAD.</w:t>
+      </w:r>
+    </w:p>
+    <w:p>
+      <w:pPr>
+        <w:numPr>
+          <w:ilvl w:val="0"/>
+          <w:numId w:val="4"/>
+        </w:numPr>
+      </w:pPr>
+      <w:r>
+        <w:rPr>
+          <w:b/>
+          <w:bCs/>
+        </w:rPr>
+        <w:t>3D</w:t>
+      </w:r>
+      <w:r>
+        <w:t xml:space="preserve"> : BIM, modèles CAO, nuages de points.</w:t>
+      </w:r>
+    </w:p>
+    <w:p>
+      <w:pPr>
+        <w:numPr>
+          <w:ilvl w:val="0"/>
+          <w:numId w:val="4"/>
+        </w:numPr>
+      </w:pPr>
+      <w:r>
+        <w:rPr>
+          <w:b/>
+          <w:bCs/>
+        </w:rPr>
+        <w:t>Caractéristiques</w:t>
+      </w:r>
+      <w:r>
+        <w:t xml:space="preserve"> : forte variabilité, mélange de données graphiques et textuelles, absence de standard unique.</w:t>
+      </w:r>
+    </w:p>
+    <w:p>
+      <w:r>
+        <w:pict w14:anchorId="208249CE">
+          <v:rect id="_x0000_i1026" style="width:0;height:1.5pt" o:hralign="center" o:hrstd="t" o:hr="t" fillcolor="#a0a0a0" stroked="f"/>
+        </w:pict>
+      </w:r>
+    </w:p>
+    <w:p>
+      <w:pPr>
+        <w:rPr>
+          <w:b/>
+          <w:bCs/>
+        </w:rPr>
+      </w:pPr>
+      <w:r>
+        <w:rPr>
+          <w:b/>
+          <w:bCs/>
+        </w:rPr>
+        <w:t>3. Approches existantes pour l’exploitation de plans</w:t>
+      </w:r>
+    </w:p>
+    <w:p>
+      <w:pPr>
+        <w:numPr>
+          <w:ilvl w:val="0"/>
+          <w:numId w:val="5"/>
+        </w:numPr>
+      </w:pPr>
+      <w:r>
+        <w:rPr>
+          <w:b/>
+          <w:bCs/>
+        </w:rPr>
+        <w:t>Méthodes traditionnelles</w:t>
+      </w:r>
+      <w:r>
+        <w:t xml:space="preserve"> : CAO, DAO, BIM → extraction manuelle ou semi-automatisée.</w:t>
+      </w:r>
+    </w:p>
+    <w:p>
+      <w:pPr>
+        <w:numPr>
+          <w:ilvl w:val="0"/>
+          <w:numId w:val="5"/>
+        </w:numPr>
+      </w:pPr>
+      <w:r>
+        <w:rPr>
+          <w:b/>
+          <w:bCs/>
+        </w:rPr>
+        <w:t>Computer Vision</w:t>
+      </w:r>
+      <w:r>
+        <w:t xml:space="preserve"> : segmentation, détection de symboles, reconnaissance de structures.</w:t>
+      </w:r>
+    </w:p>
+    <w:p>
+      <w:pPr>
+        <w:numPr>
+          <w:ilvl w:val="0"/>
+          <w:numId w:val="5"/>
+        </w:numPr>
+      </w:pPr>
+      <w:r>
+        <w:rPr>
+          <w:b/>
+          <w:bCs/>
+        </w:rPr>
+        <w:t>NLP appliqué aux documents techniques</w:t>
+      </w:r>
+      <w:r>
+        <w:t xml:space="preserve"> : OCR, extraction de texte, analyse de légendes et métadonnées.</w:t>
+      </w:r>
+    </w:p>
+    <w:p>
+      <w:pPr>
+        <w:numPr>
+          <w:ilvl w:val="0"/>
+          <w:numId w:val="5"/>
+        </w:numPr>
+      </w:pPr>
+      <w:r>
+        <w:rPr>
+          <w:b/>
+          <w:bCs/>
+        </w:rPr>
+        <w:t>Analyse 3D</w:t>
+      </w:r>
+      <w:r>
+        <w:t xml:space="preserve"> : classification et détection d’objets dans des modèles volumiques.</w:t>
+      </w:r>
+    </w:p>
+    <w:p>
+      <w:r>
+        <w:pict w14:anchorId="41562313">
+          <v:rect id="_x0000_i1027" style="width:0;height:1.5pt" o:hralign="center" o:hrstd="t" o:hr="t" fillcolor="#a0a0a0" stroked="f"/>
+        </w:pict>
+      </w:r>
+    </w:p>
+    <w:p>
+      <w:pPr>
+        <w:rPr>
+          <w:b/>
+          <w:bCs/>
+        </w:rPr>
+      </w:pPr>
+      <w:r>
+        <w:rPr>
+          <w:b/>
+          <w:bCs/>
+        </w:rPr>
+        <w:t>4. Vers la multimodalité appliquée aux plans</w:t>
+      </w:r>
+    </w:p>
+    <w:p>
+      <w:pPr>
+        <w:numPr>
+          <w:ilvl w:val="0"/>
+          <w:numId w:val="6"/>
+        </w:numPr>
+      </w:pPr>
+      <w:r>
+        <w:rPr>
+          <w:b/>
+          <w:bCs/>
+        </w:rPr>
+        <w:t>Concept de multimodalité</w:t>
+      </w:r>
+      <w:r>
+        <w:t xml:space="preserve"> en IA (vision + texte, vision + audio, etc.).</w:t>
+      </w:r>
+    </w:p>
+    <w:p>
+      <w:pPr>
+        <w:numPr>
+          <w:ilvl w:val="0"/>
+          <w:numId w:val="6"/>
+        </w:numPr>
+      </w:pPr>
+      <w:r>
+        <w:rPr>
+          <w:b/>
+          <w:bCs/>
+        </w:rPr>
+        <w:t>Modèles récents</w:t>
+      </w:r>
+      <w:r>
+        <w:t xml:space="preserve"> (CLIP, BLIP, </w:t>
       </w:r>
       <w:proofErr w:type="spellStart"/>
       <w:r>
+        <w:t>LLaVA</w:t>
+      </w:r>
+      <w:proofErr w:type="spellEnd"/>
+      <w:r>
+        <w:t>…) et leurs usages dans d’autres domaines (imagerie médicale, industrie, multimédia).</w:t>
+      </w:r>
+    </w:p>
+    <w:p>
+      <w:pPr>
+        <w:numPr>
+          <w:ilvl w:val="0"/>
+          <w:numId w:val="6"/>
+        </w:numPr>
+      </w:pPr>
+      <w:r>
         <w:rPr>
-          <w:lang w:val="es-AR"/>
+          <w:b/>
+          <w:bCs/>
         </w:rPr>
-        <w:t>besoin</w:t>
-      </w:r>
-      <w:r>
+        <w:t>Lacune actuelle</w:t>
+      </w:r>
+      <w:r>
+        <w:t xml:space="preserve"> : peu d’applications de ces modèles aux plans techniques.</w:t>
+      </w:r>
+    </w:p>
+    <w:p>
+      <w:r>
+        <w:pict w14:anchorId="208C756F">
+          <v:rect id="_x0000_i1028" style="width:0;height:1.5pt" o:hralign="center" o:hrstd="t" o:hr="t" fillcolor="#a0a0a0" stroked="f"/>
+        </w:pict>
+      </w:r>
+    </w:p>
+    <w:p>
+      <w:pPr>
         <w:rPr>
-          <w:lang w:val="es-AR"/>
+          <w:b/>
+          <w:bCs/>
         </w:rPr>
-        <w:t>s</w:t>
-      </w:r>
-      <w:proofErr w:type="spellEnd"/>
+      </w:pPr>
       <w:r>
         <w:rPr>
-          <w:lang w:val="es-AR"/>
+          <w:b/>
+          <w:bCs/>
         </w:rPr>
-        <w:t xml:space="preserve"> </w:t>
-      </w:r>
-    </w:p>
-    <w:p>
-      <w:pPr>
-        <w:pStyle w:val="Paragraphedeliste"/>
+        <w:t>5. Potentiel de la multimodalité pour les plans</w:t>
+      </w:r>
+    </w:p>
+    <w:p>
+      <w:pPr>
+        <w:numPr>
+          <w:ilvl w:val="0"/>
+          <w:numId w:val="7"/>
+        </w:numPr>
+      </w:pPr>
+      <w:r>
+        <w:t>Exemple d’intégration :</w:t>
+      </w:r>
+    </w:p>
+    <w:p>
+      <w:pPr>
         <w:numPr>
           <w:ilvl w:val="1"/>
-          <w:numId w:val="2"/>
+          <w:numId w:val="7"/>
         </w:numPr>
-        <w:rPr>
-          <w:lang w:val="es-AR"/>
-        </w:rPr>
-      </w:pPr>
-      <w:proofErr w:type="spellStart"/>
-      <w:r>
-        <w:rPr>
-          <w:lang w:val="es-AR"/>
-        </w:rPr>
-        <w:t>Gains</w:t>
-      </w:r>
-      <w:proofErr w:type="spellEnd"/>
-      <w:r>
-        <w:rPr>
-          <w:lang w:val="es-AR"/>
-        </w:rPr>
-        <w:t xml:space="preserve"> de </w:t>
-      </w:r>
-      <w:proofErr w:type="spellStart"/>
-      <w:r>
-        <w:rPr>
-          <w:lang w:val="es-AR"/>
-        </w:rPr>
-        <w:t>temps</w:t>
-      </w:r>
-      <w:proofErr w:type="spellEnd"/>
-      <w:r>
-        <w:rPr>
-          <w:lang w:val="es-AR"/>
-        </w:rPr>
-        <w:t xml:space="preserve"> posible</w:t>
-      </w:r>
-    </w:p>
-    <w:p>
-      <w:pPr>
-        <w:pStyle w:val="Paragraphedeliste"/>
+      </w:pPr>
+      <w:r>
+        <w:lastRenderedPageBreak/>
+        <w:t>Vision pour reconnaître symboles, formes, mesures.</w:t>
+      </w:r>
+    </w:p>
+    <w:p>
+      <w:pPr>
         <w:numPr>
           <w:ilvl w:val="1"/>
-          <w:numId w:val="2"/>
+          <w:numId w:val="7"/>
         </w:numPr>
-        <w:rPr>
-          <w:lang w:val="es-AR"/>
-        </w:rPr>
-      </w:pPr>
-    </w:p>
-    <w:p>
-      <w:pPr>
-        <w:pStyle w:val="Paragraphedeliste"/>
+      </w:pPr>
+      <w:r>
+        <w:t>NLP pour exploiter annotations et textes intégrés aux plans.</w:t>
+      </w:r>
+    </w:p>
+    <w:p>
+      <w:pPr>
         <w:numPr>
           <w:ilvl w:val="0"/>
-          <w:numId w:val="2"/>
+          <w:numId w:val="7"/>
         </w:numPr>
+      </w:pPr>
+      <w:r>
+        <w:t>Bénéfices attendus : robustesse, meilleure interprétation, automatisation des métrés et du temps d’usinage.</w:t>
+      </w:r>
+    </w:p>
+    <w:p>
+      <w:r>
+        <w:pict w14:anchorId="4781DB85">
+          <v:rect id="_x0000_i1029" style="width:0;height:1.5pt" o:hralign="center" o:hrstd="t" o:hr="t" fillcolor="#a0a0a0" stroked="f"/>
+        </w:pict>
+      </w:r>
+    </w:p>
+    <w:p>
+      <w:pPr>
         <w:rPr>
-          <w:lang w:val="es-AR"/>
+          <w:b/>
+          <w:bCs/>
         </w:rPr>
       </w:pPr>
       <w:r>
         <w:rPr>
-          <w:lang w:val="es-AR"/>
+          <w:b/>
+          <w:bCs/>
         </w:rPr>
-        <w:tab/>
-      </w:r>
-    </w:p>
-    <w:p>
-      <w:pPr>
-        <w:pStyle w:val="Paragraphedeliste"/>
+        <w:t>6. Limites et perspectives</w:t>
+      </w:r>
+    </w:p>
+    <w:p>
+      <w:pPr>
         <w:numPr>
           <w:ilvl w:val="0"/>
-          <w:numId w:val="2"/>
+          <w:numId w:val="8"/>
         </w:numPr>
       </w:pPr>
       <w:r>
-        <w:t xml:space="preserve">Plans donnés </w:t>
-      </w:r>
-      <w:r>
-        <w:t>à plusieurs type</w:t>
-      </w:r>
-      <w:r>
-        <w:t xml:space="preserve"> images t</w:t>
-      </w:r>
-      <w:r>
-        <w:t>exte /</w:t>
-      </w:r>
-      <w:r>
-        <w:t xml:space="preserve"> vidéo</w:t>
-      </w:r>
-      <w:r>
-        <w:t xml:space="preserve"> </w:t>
-      </w:r>
-    </w:p>
-    <w:p>
-      <w:pPr>
-        <w:pStyle w:val="Paragraphedeliste"/>
+        <w:t>Défis : qualité des OCR, variabilité des représentations, alignement entre modalités.</w:t>
+      </w:r>
+    </w:p>
+    <w:p>
+      <w:pPr>
         <w:numPr>
           <w:ilvl w:val="0"/>
-          <w:numId w:val="2"/>
+          <w:numId w:val="8"/>
         </w:numPr>
       </w:pPr>
       <w:r>
-        <w:t>Donc IA multimodale</w:t>
-      </w:r>
-    </w:p>
-    <w:p>
-      <w:pPr>
-        <w:pStyle w:val="Paragraphedeliste"/>
+        <w:t xml:space="preserve">Opportunités : création de </w:t>
+      </w:r>
+      <w:proofErr w:type="spellStart"/>
+      <w:r>
+        <w:t>datasets</w:t>
+      </w:r>
+      <w:proofErr w:type="spellEnd"/>
+      <w:r>
+        <w:t xml:space="preserve"> multimodaux, adaptation de modèles existants.</w:t>
+      </w:r>
+    </w:p>
+    <w:p>
+      <w:pPr>
         <w:numPr>
           <w:ilvl w:val="0"/>
-          <w:numId w:val="2"/>
+          <w:numId w:val="8"/>
         </w:numPr>
       </w:pPr>
       <w:r>
-        <w:t>Contraintes</w:t>
-      </w:r>
-    </w:p>
-    <w:p>
-      <w:pPr>
-        <w:pStyle w:val="NormalWeb"/>
-        <w:numPr>
-          <w:ilvl w:val="1"/>
-          <w:numId w:val="2"/>
-        </w:numPr>
-        <w:rPr>
-          <w:rFonts w:asciiTheme="minorHAnsi" w:eastAsiaTheme="minorHAnsi" w:hAnsiTheme="minorHAnsi" w:cstheme="minorBidi"/>
-          <w:kern w:val="2"/>
-          <w:lang w:eastAsia="en-US"/>
-          <w14:ligatures w14:val="standardContextual"/>
-        </w:rPr>
-      </w:pPr>
-      <w:r>
-        <w:rPr>
-          <w:rFonts w:asciiTheme="minorHAnsi" w:eastAsiaTheme="minorHAnsi" w:hAnsiTheme="minorHAnsi" w:cstheme="minorBidi"/>
-          <w:b/>
-          <w:bCs/>
-          <w:kern w:val="2"/>
-          <w:lang w:eastAsia="en-US"/>
-          <w14:ligatures w14:val="standardContextual"/>
-        </w:rPr>
-        <w:t xml:space="preserve">Taille des </w:t>
-      </w:r>
-      <w:proofErr w:type="spellStart"/>
-      <w:r>
-        <w:rPr>
-          <w:rFonts w:asciiTheme="minorHAnsi" w:eastAsiaTheme="minorHAnsi" w:hAnsiTheme="minorHAnsi" w:cstheme="minorBidi"/>
-          <w:b/>
-          <w:bCs/>
-          <w:kern w:val="2"/>
-          <w:lang w:eastAsia="en-US"/>
-          <w14:ligatures w14:val="standardContextual"/>
-        </w:rPr>
-        <w:t>datasets</w:t>
-      </w:r>
-      <w:proofErr w:type="spellEnd"/>
-      <w:r>
-        <w:rPr>
-          <w:rFonts w:asciiTheme="minorHAnsi" w:eastAsiaTheme="minorHAnsi" w:hAnsiTheme="minorHAnsi" w:cstheme="minorBidi"/>
-          <w:kern w:val="2"/>
-          <w:lang w:eastAsia="en-US"/>
-          <w14:ligatures w14:val="standardContextual"/>
-        </w:rPr>
-        <w:t xml:space="preserve"> : besoin massif de données, coûts élevés de prétraitement.</w:t>
-      </w:r>
-    </w:p>
-    <w:p>
-      <w:pPr>
-        <w:pStyle w:val="NormalWeb"/>
-        <w:numPr>
-          <w:ilvl w:val="1"/>
-          <w:numId w:val="2"/>
-        </w:numPr>
-        <w:rPr>
-          <w:rFonts w:asciiTheme="minorHAnsi" w:eastAsiaTheme="minorHAnsi" w:hAnsiTheme="minorHAnsi" w:cstheme="minorBidi"/>
-          <w:kern w:val="2"/>
-          <w:lang w:eastAsia="en-US"/>
-          <w14:ligatures w14:val="standardContextual"/>
-        </w:rPr>
-      </w:pPr>
-      <w:r>
-        <w:rPr>
-          <w:rFonts w:asciiTheme="minorHAnsi" w:eastAsiaTheme="minorHAnsi" w:hAnsiTheme="minorHAnsi" w:cstheme="minorBidi"/>
-          <w:b/>
-          <w:bCs/>
-          <w:kern w:val="2"/>
-          <w:lang w:eastAsia="en-US"/>
-          <w14:ligatures w14:val="standardContextual"/>
-        </w:rPr>
-        <w:t>Annotation</w:t>
-      </w:r>
-      <w:r>
-        <w:rPr>
-          <w:rFonts w:asciiTheme="minorHAnsi" w:eastAsiaTheme="minorHAnsi" w:hAnsiTheme="minorHAnsi" w:cstheme="minorBidi"/>
-          <w:kern w:val="2"/>
-          <w:lang w:eastAsia="en-US"/>
-          <w14:ligatures w14:val="standardContextual"/>
-        </w:rPr>
-        <w:t xml:space="preserve"> : manque de </w:t>
-      </w:r>
-      <w:proofErr w:type="spellStart"/>
-      <w:r>
-        <w:rPr>
-          <w:rFonts w:asciiTheme="minorHAnsi" w:eastAsiaTheme="minorHAnsi" w:hAnsiTheme="minorHAnsi" w:cstheme="minorBidi"/>
-          <w:kern w:val="2"/>
-          <w:lang w:eastAsia="en-US"/>
-          <w14:ligatures w14:val="standardContextual"/>
-        </w:rPr>
-        <w:t>datasets</w:t>
-      </w:r>
-      <w:proofErr w:type="spellEnd"/>
-      <w:r>
-        <w:rPr>
-          <w:rFonts w:asciiTheme="minorHAnsi" w:eastAsiaTheme="minorHAnsi" w:hAnsiTheme="minorHAnsi" w:cstheme="minorBidi"/>
-          <w:kern w:val="2"/>
-          <w:lang w:eastAsia="en-US"/>
-          <w14:ligatures w14:val="standardContextual"/>
-        </w:rPr>
-        <w:t xml:space="preserve"> adaptés et bien annotés.</w:t>
-      </w:r>
-    </w:p>
-    <w:p>
-      <w:pPr>
-        <w:pStyle w:val="NormalWeb"/>
-        <w:numPr>
-          <w:ilvl w:val="1"/>
-          <w:numId w:val="2"/>
-        </w:numPr>
-        <w:rPr>
-          <w:rFonts w:asciiTheme="minorHAnsi" w:eastAsiaTheme="minorHAnsi" w:hAnsiTheme="minorHAnsi" w:cstheme="minorBidi"/>
-          <w:kern w:val="2"/>
-          <w:lang w:eastAsia="en-US"/>
-          <w14:ligatures w14:val="standardContextual"/>
-        </w:rPr>
-      </w:pPr>
-      <w:r>
-        <w:rPr>
-          <w:rFonts w:asciiTheme="minorHAnsi" w:eastAsiaTheme="minorHAnsi" w:hAnsiTheme="minorHAnsi" w:cstheme="minorBidi"/>
-          <w:b/>
-          <w:bCs/>
-          <w:kern w:val="2"/>
-          <w:lang w:eastAsia="en-US"/>
-          <w14:ligatures w14:val="standardContextual"/>
-        </w:rPr>
-        <w:t>Données bruitées</w:t>
-      </w:r>
-      <w:r>
-        <w:rPr>
-          <w:rFonts w:asciiTheme="minorHAnsi" w:eastAsiaTheme="minorHAnsi" w:hAnsiTheme="minorHAnsi" w:cstheme="minorBidi"/>
-          <w:kern w:val="2"/>
-          <w:lang w:eastAsia="en-US"/>
-          <w14:ligatures w14:val="standardContextual"/>
-        </w:rPr>
-        <w:t xml:space="preserve"> : forte sensibilité au bruit dans une modalité.</w:t>
-      </w:r>
-    </w:p>
-    <w:p>
-      <w:pPr>
-        <w:pStyle w:val="NormalWeb"/>
-        <w:numPr>
-          <w:ilvl w:val="2"/>
-          <w:numId w:val="2"/>
-        </w:numPr>
-        <w:rPr>
-          <w:rFonts w:asciiTheme="minorHAnsi" w:eastAsiaTheme="minorHAnsi" w:hAnsiTheme="minorHAnsi" w:cstheme="minorBidi"/>
-          <w:kern w:val="2"/>
-          <w:lang w:eastAsia="en-US"/>
-          <w14:ligatures w14:val="standardContextual"/>
-        </w:rPr>
-      </w:pPr>
-      <w:r>
-        <w:rPr>
-          <w:rFonts w:asciiTheme="minorHAnsi" w:eastAsiaTheme="minorHAnsi" w:hAnsiTheme="minorHAnsi" w:cstheme="minorBidi"/>
-          <w:b/>
-          <w:bCs/>
-          <w:kern w:val="2"/>
-          <w:lang w:eastAsia="en-US"/>
-          <w14:ligatures w14:val="standardContextual"/>
-        </w:rPr>
-        <w:t xml:space="preserve">Principalement la qualité des scans </w:t>
-      </w:r>
-    </w:p>
-    <w:p>
-      <w:pPr>
-        <w:pStyle w:val="NormalWeb"/>
-        <w:numPr>
-          <w:ilvl w:val="1"/>
-          <w:numId w:val="2"/>
-        </w:numPr>
-        <w:rPr>
-          <w:rFonts w:asciiTheme="minorHAnsi" w:eastAsiaTheme="minorHAnsi" w:hAnsiTheme="minorHAnsi" w:cstheme="minorBidi"/>
-          <w:kern w:val="2"/>
-          <w:lang w:eastAsia="en-US"/>
-          <w14:ligatures w14:val="standardContextual"/>
-        </w:rPr>
-      </w:pPr>
-      <w:r>
-        <w:rPr>
-          <w:rFonts w:asciiTheme="minorHAnsi" w:eastAsiaTheme="minorHAnsi" w:hAnsiTheme="minorHAnsi" w:cstheme="minorBidi"/>
-          <w:kern w:val="2"/>
-          <w:lang w:eastAsia="en-US"/>
-          <w14:ligatures w14:val="standardContextual"/>
-        </w:rPr>
-        <w:t>La complexité de l’alignement de modalités diverses, la variabilité de la qualité des données et les ressources computationnelles substantielles requises.</w:t>
-      </w:r>
-    </w:p>
-    <w:p>
-      <w:pPr>
-        <w:pStyle w:val="NormalWeb"/>
-        <w:numPr>
-          <w:ilvl w:val="1"/>
-          <w:numId w:val="2"/>
-        </w:numPr>
-        <w:rPr>
-          <w:rFonts w:asciiTheme="minorHAnsi" w:eastAsiaTheme="minorHAnsi" w:hAnsiTheme="minorHAnsi" w:cstheme="minorBidi"/>
-          <w:kern w:val="2"/>
-          <w:lang w:eastAsia="en-US"/>
-          <w14:ligatures w14:val="standardContextual"/>
-        </w:rPr>
-      </w:pPr>
-      <w:r>
-        <w:rPr>
-          <w:rFonts w:asciiTheme="minorHAnsi" w:eastAsiaTheme="minorHAnsi" w:hAnsiTheme="minorHAnsi" w:cstheme="minorBidi"/>
-          <w:kern w:val="2"/>
-          <w:lang w:eastAsia="en-US"/>
-          <w14:ligatures w14:val="standardContextual"/>
-        </w:rPr>
-        <w:t xml:space="preserve">Difficulté de généralisations </w:t>
-      </w:r>
-    </w:p>
-    <w:p>
-      <w:pPr>
-        <w:ind w:left="708"/>
-      </w:pPr>
-    </w:p>
-    <w:p>
-      <w:pPr>
-        <w:ind w:left="708"/>
-      </w:pPr>
-      <w:r>
-        <w:t>Les plan 2D ou 3D</w:t>
-      </w:r>
-      <w:r>
-        <w:t xml:space="preserve"> sont la base de beaucoup d’industrie aussi bien dans les travaux d’urbanisme que dans l’industrie et beaucoup d’autres domaine. Dans une industrie qui s’accélère de plus en plus, chaque seconde comptes. C’est pourquoi il est important d’</w:t>
-      </w:r>
-      <w:r>
-        <w:t>automati</w:t>
-      </w:r>
-      <w:r>
-        <w:t>ser</w:t>
-      </w:r>
-      <w:r>
-        <w:t xml:space="preserve"> l’analyse, extraction d’informations</w:t>
-      </w:r>
-      <w:r>
-        <w:t xml:space="preserve"> ou encore l’</w:t>
-      </w:r>
-      <w:r>
-        <w:t>intégration aux flux de travail numériques</w:t>
-      </w:r>
-      <w:r>
-        <w:t xml:space="preserve"> les plans. </w:t>
-      </w:r>
-      <w:r>
-        <w:br/>
-        <w:t xml:space="preserve">Et l’IA va avoir un avoir un rôle à jouer dans cette course elle va pouvoir faire gagner un temps considérable dans ce domaine d’expertises </w:t>
-      </w:r>
-    </w:p>
-    <w:p>
-      <w:pPr>
-        <w:ind w:left="708"/>
-      </w:pPr>
-    </w:p>
-    <w:p>
-      <w:pPr>
-        <w:ind w:left="708"/>
-      </w:pPr>
-    </w:p>
-    <w:p>
-      <w:pPr>
-        <w:ind w:left="708"/>
-      </w:pPr>
-    </w:p>
-    <w:p>
-      <w:pPr>
-        <w:ind w:left="708"/>
-      </w:pPr>
-    </w:p>
-    <w:p>
-      <w:pPr>
-        <w:ind w:left="708"/>
-      </w:pPr>
-    </w:p>
-    <w:p>
-      <w:pPr>
-        <w:ind w:left="708"/>
-      </w:pPr>
-    </w:p>
-    <w:p>
-      <w:pPr>
-        <w:numPr>
-          <w:ilvl w:val="0"/>
-          <w:numId w:val="1"/>
-        </w:numPr>
-      </w:pPr>
-      <w:r>
-        <w:t>Traitement des plans 2D par l’IA</w:t>
-      </w:r>
-    </w:p>
-    <w:p>
-      <w:pPr>
-        <w:numPr>
-          <w:ilvl w:val="0"/>
-          <w:numId w:val="1"/>
-        </w:numPr>
-      </w:pPr>
-      <w:r>
-        <w:t>Traitement des modèles 3D par l’IA</w:t>
-      </w:r>
-    </w:p>
-    <w:p>
-      <w:pPr>
-        <w:numPr>
-          <w:ilvl w:val="0"/>
-          <w:numId w:val="1"/>
-        </w:numPr>
-        <w:rPr>
-          <w:lang w:val="es-AR"/>
-        </w:rPr>
-      </w:pPr>
-      <w:proofErr w:type="spellStart"/>
-      <w:r>
-        <w:rPr>
-          <w:lang w:val="es-AR"/>
-        </w:rPr>
-        <w:t>Multimodalité</w:t>
-      </w:r>
-      <w:proofErr w:type="spellEnd"/>
-      <w:r>
-        <w:rPr>
-          <w:lang w:val="es-AR"/>
-        </w:rPr>
-        <w:t xml:space="preserve"> et </w:t>
-      </w:r>
-      <w:proofErr w:type="spellStart"/>
-      <w:r>
-        <w:rPr>
-          <w:lang w:val="es-AR"/>
-        </w:rPr>
-        <w:t>fusion</w:t>
-      </w:r>
-      <w:proofErr w:type="spellEnd"/>
-      <w:r>
-        <w:rPr>
-          <w:lang w:val="es-AR"/>
-        </w:rPr>
-        <w:t xml:space="preserve"> 2D/3D</w:t>
-      </w:r>
-    </w:p>
-    <w:p>
-      <w:pPr>
-        <w:numPr>
-          <w:ilvl w:val="0"/>
-          <w:numId w:val="1"/>
-        </w:numPr>
-      </w:pPr>
-      <w:proofErr w:type="spellStart"/>
-      <w:r>
-        <w:rPr>
-          <w:lang w:val="es-AR"/>
-        </w:rPr>
-        <w:t>Défis</w:t>
-      </w:r>
-      <w:proofErr w:type="spellEnd"/>
-      <w:r>
-        <w:rPr>
-          <w:lang w:val="es-AR"/>
-        </w:rPr>
-        <w:t xml:space="preserve"> </w:t>
-      </w:r>
-      <w:proofErr w:type="spellStart"/>
-      <w:r>
-        <w:rPr>
-          <w:lang w:val="es-AR"/>
-        </w:rPr>
-        <w:t>actuels</w:t>
-      </w:r>
-      <w:proofErr w:type="spellEnd"/>
-    </w:p>
-    <w:p>
-      <w:pPr>
-        <w:numPr>
-          <w:ilvl w:val="0"/>
-          <w:numId w:val="1"/>
-        </w:numPr>
-      </w:pPr>
-      <w:proofErr w:type="spellStart"/>
-      <w:r>
-        <w:rPr>
-          <w:lang w:val="es-AR"/>
-        </w:rPr>
-        <w:t>Perspectives</w:t>
-      </w:r>
-      <w:proofErr w:type="spellEnd"/>
-    </w:p>
-    <w:p>
-      <w:pPr>
-        <w:numPr>
-          <w:ilvl w:val="0"/>
-          <w:numId w:val="1"/>
-        </w:numPr>
-      </w:pPr>
-      <w:proofErr w:type="spellStart"/>
-      <w:r>
-        <w:rPr>
-          <w:lang w:val="es-AR"/>
-        </w:rPr>
-        <w:t>Conclusion</w:t>
-      </w:r>
-      <w:proofErr w:type="spellEnd"/>
+        <w:t>Place du projet : première tentative d’intégrer vision + texte pour l’exploitation des plans.</w:t>
+      </w:r>
     </w:p>
     <w:p/>
     <w:sectPr>
@@ -658,6 +455,155 @@
 <file path=word/numbering.xml><?xml version="1.0" encoding="utf-8"?>
 <w:numbering xmlns:wpc="http://schemas.microsoft.com/office/word/2010/wordprocessingCanvas" xmlns:cx="http://schemas.microsoft.com/office/drawing/2014/chartex" xmlns:cx1="http://schemas.microsoft.com/office/drawing/2015/9/8/chartex" xmlns:cx2="http://schemas.microsoft.com/office/drawing/2015/10/21/chartex" xmlns:cx3="http://schemas.microsoft.com/office/drawing/2016/5/9/chartex" xmlns:cx4="http://schemas.microsoft.com/office/drawing/2016/5/10/chartex" xmlns:cx5="http://schemas.microsoft.com/office/drawing/2016/5/11/chartex" xmlns:cx6="http://schemas.microsoft.com/office/drawing/2016/5/12/chartex" xmlns:cx7="http://schemas.microsoft.com/office/drawing/2016/5/13/chartex" xmlns:cx8="http://schemas.microsoft.com/office/drawing/2016/5/14/chartex" xmlns:mc="http://schemas.openxmlformats.org/markup-compatibility/2006" xmlns:aink="http://schemas.microsoft.com/office/drawing/2016/ink" xmlns:am3d="http://schemas.microsoft.com/office/drawing/2017/model3d" xmlns:o="urn:schemas-microsoft-com:office:office" xmlns:oel="http://schemas.microsoft.com/office/2019/extlst" xmlns:r="http://schemas.openxmlformats.org/officeDocument/2006/relationships" xmlns:m="http://schemas.openxmlformats.org/officeDocument/2006/math" xmlns:v="urn:schemas-microsoft-com:vml" xmlns:wp14="http://schemas.microsoft.com/office/word/2010/wordprocessingDrawing" xmlns:wp="http://schemas.openxmlformats.org/drawingml/2006/wordprocessingDrawing" xmlns:w10="urn:schemas-microsoft-com:office:word" xmlns:w="http://schemas.openxmlformats.org/wordprocessingml/2006/main" xmlns:w14="http://schemas.microsoft.com/office/word/2010/wordml" xmlns:w15="http://schemas.microsoft.com/office/word/2012/wordml" xmlns:w16cex="http://schemas.microsoft.com/office/word/2018/wordml/cex" xmlns:w16cid="http://schemas.microsoft.com/office/word/2016/wordml/cid" xmlns:w16="http://schemas.microsoft.com/office/word/2018/wordml" xmlns:w16du="http://schemas.microsoft.com/office/word/2023/wordml/word16du" xmlns:w16sdtdh="http://schemas.microsoft.com/office/word/2020/wordml/sdtdatahash" xmlns:w16sdtfl="http://schemas.microsoft.com/office/word/2024/wordml/sdtformatlock" xmlns:w16se="http://schemas.microsoft.com/office/word/2015/wordml/symex" xmlns:wpg="http://schemas.microsoft.com/office/word/2010/wordprocessingGroup" xmlns:wpi="http://schemas.microsoft.com/office/word/2010/wordprocessingInk" xmlns:wne="http://schemas.microsoft.com/office/word/2006/wordml" xmlns:wps="http://schemas.microsoft.com/office/word/2010/wordprocessingShape" mc:Ignorable="w14 w15 w16se w16cid w16 w16cex w16sdtdh w16sdtfl w16du wp14">
   <w:abstractNum w:abstractNumId="0" w15:restartNumberingAfterBreak="0">
+    <w:nsid w:val="181F1737"/>
+    <w:multiLevelType w:val="multilevel"/>
+    <w:tmpl w:val="7BA4E7CA"/>
+    <w:lvl w:ilvl="0">
+      <w:start w:val="1"/>
+      <w:numFmt w:val="bullet"/>
+      <w:lvlText w:val=""/>
+      <w:lvlJc w:val="left"/>
+      <w:pPr>
+        <w:tabs>
+          <w:tab w:val="num" w:pos="720"/>
+        </w:tabs>
+        <w:ind w:left="720" w:hanging="360"/>
+      </w:pPr>
+      <w:rPr>
+        <w:rFonts w:ascii="Symbol" w:hAnsi="Symbol" w:hint="default"/>
+        <w:sz w:val="20"/>
+      </w:rPr>
+    </w:lvl>
+    <w:lvl w:ilvl="1" w:tentative="1">
+      <w:start w:val="1"/>
+      <w:numFmt w:val="bullet"/>
+      <w:lvlText w:val="o"/>
+      <w:lvlJc w:val="left"/>
+      <w:pPr>
+        <w:tabs>
+          <w:tab w:val="num" w:pos="1440"/>
+        </w:tabs>
+        <w:ind w:left="1440" w:hanging="360"/>
+      </w:pPr>
+      <w:rPr>
+        <w:rFonts w:ascii="Courier New" w:hAnsi="Courier New" w:hint="default"/>
+        <w:sz w:val="20"/>
+      </w:rPr>
+    </w:lvl>
+    <w:lvl w:ilvl="2" w:tentative="1">
+      <w:start w:val="1"/>
+      <w:numFmt w:val="bullet"/>
+      <w:lvlText w:val=""/>
+      <w:lvlJc w:val="left"/>
+      <w:pPr>
+        <w:tabs>
+          <w:tab w:val="num" w:pos="2160"/>
+        </w:tabs>
+        <w:ind w:left="2160" w:hanging="360"/>
+      </w:pPr>
+      <w:rPr>
+        <w:rFonts w:ascii="Wingdings" w:hAnsi="Wingdings" w:hint="default"/>
+        <w:sz w:val="20"/>
+      </w:rPr>
+    </w:lvl>
+    <w:lvl w:ilvl="3" w:tentative="1">
+      <w:start w:val="1"/>
+      <w:numFmt w:val="bullet"/>
+      <w:lvlText w:val=""/>
+      <w:lvlJc w:val="left"/>
+      <w:pPr>
+        <w:tabs>
+          <w:tab w:val="num" w:pos="2880"/>
+        </w:tabs>
+        <w:ind w:left="2880" w:hanging="360"/>
+      </w:pPr>
+      <w:rPr>
+        <w:rFonts w:ascii="Wingdings" w:hAnsi="Wingdings" w:hint="default"/>
+        <w:sz w:val="20"/>
+      </w:rPr>
+    </w:lvl>
+    <w:lvl w:ilvl="4" w:tentative="1">
+      <w:start w:val="1"/>
+      <w:numFmt w:val="bullet"/>
+      <w:lvlText w:val=""/>
+      <w:lvlJc w:val="left"/>
+      <w:pPr>
+        <w:tabs>
+          <w:tab w:val="num" w:pos="3600"/>
+        </w:tabs>
+        <w:ind w:left="3600" w:hanging="360"/>
+      </w:pPr>
+      <w:rPr>
+        <w:rFonts w:ascii="Wingdings" w:hAnsi="Wingdings" w:hint="default"/>
+        <w:sz w:val="20"/>
+      </w:rPr>
+    </w:lvl>
+    <w:lvl w:ilvl="5" w:tentative="1">
+      <w:start w:val="1"/>
+      <w:numFmt w:val="bullet"/>
+      <w:lvlText w:val=""/>
+      <w:lvlJc w:val="left"/>
+      <w:pPr>
+        <w:tabs>
+          <w:tab w:val="num" w:pos="4320"/>
+        </w:tabs>
+        <w:ind w:left="4320" w:hanging="360"/>
+      </w:pPr>
+      <w:rPr>
+        <w:rFonts w:ascii="Wingdings" w:hAnsi="Wingdings" w:hint="default"/>
+        <w:sz w:val="20"/>
+      </w:rPr>
+    </w:lvl>
+    <w:lvl w:ilvl="6" w:tentative="1">
+      <w:start w:val="1"/>
+      <w:numFmt w:val="bullet"/>
+      <w:lvlText w:val=""/>
+      <w:lvlJc w:val="left"/>
+      <w:pPr>
+        <w:tabs>
+          <w:tab w:val="num" w:pos="5040"/>
+        </w:tabs>
+        <w:ind w:left="5040" w:hanging="360"/>
+      </w:pPr>
+      <w:rPr>
+        <w:rFonts w:ascii="Wingdings" w:hAnsi="Wingdings" w:hint="default"/>
+        <w:sz w:val="20"/>
+      </w:rPr>
+    </w:lvl>
+    <w:lvl w:ilvl="7" w:tentative="1">
+      <w:start w:val="1"/>
+      <w:numFmt w:val="bullet"/>
+      <w:lvlText w:val=""/>
+      <w:lvlJc w:val="left"/>
+      <w:pPr>
+        <w:tabs>
+          <w:tab w:val="num" w:pos="5760"/>
+        </w:tabs>
+        <w:ind w:left="5760" w:hanging="360"/>
+      </w:pPr>
+      <w:rPr>
+        <w:rFonts w:ascii="Wingdings" w:hAnsi="Wingdings" w:hint="default"/>
+        <w:sz w:val="20"/>
+      </w:rPr>
+    </w:lvl>
+    <w:lvl w:ilvl="8" w:tentative="1">
+      <w:start w:val="1"/>
+      <w:numFmt w:val="bullet"/>
+      <w:lvlText w:val=""/>
+      <w:lvlJc w:val="left"/>
+      <w:pPr>
+        <w:tabs>
+          <w:tab w:val="num" w:pos="6480"/>
+        </w:tabs>
+        <w:ind w:left="6480" w:hanging="360"/>
+      </w:pPr>
+      <w:rPr>
+        <w:rFonts w:ascii="Wingdings" w:hAnsi="Wingdings" w:hint="default"/>
+        <w:sz w:val="20"/>
+      </w:rPr>
+    </w:lvl>
+  </w:abstractNum>
+  <w:abstractNum w:abstractNumId="1" w15:restartNumberingAfterBreak="0">
     <w:nsid w:val="1E1248F2"/>
     <w:multiLevelType w:val="hybridMultilevel"/>
     <w:tmpl w:val="E1BA3B92"/>
@@ -743,7 +689,454 @@
       </w:pPr>
     </w:lvl>
   </w:abstractNum>
-  <w:abstractNum w:abstractNumId="1" w15:restartNumberingAfterBreak="0">
+  <w:abstractNum w:abstractNumId="2" w15:restartNumberingAfterBreak="0">
+    <w:nsid w:val="31EE3320"/>
+    <w:multiLevelType w:val="multilevel"/>
+    <w:tmpl w:val="3660523C"/>
+    <w:lvl w:ilvl="0">
+      <w:start w:val="1"/>
+      <w:numFmt w:val="bullet"/>
+      <w:lvlText w:val=""/>
+      <w:lvlJc w:val="left"/>
+      <w:pPr>
+        <w:tabs>
+          <w:tab w:val="num" w:pos="720"/>
+        </w:tabs>
+        <w:ind w:left="720" w:hanging="360"/>
+      </w:pPr>
+      <w:rPr>
+        <w:rFonts w:ascii="Symbol" w:hAnsi="Symbol" w:hint="default"/>
+        <w:sz w:val="20"/>
+      </w:rPr>
+    </w:lvl>
+    <w:lvl w:ilvl="1" w:tentative="1">
+      <w:start w:val="1"/>
+      <w:numFmt w:val="bullet"/>
+      <w:lvlText w:val="o"/>
+      <w:lvlJc w:val="left"/>
+      <w:pPr>
+        <w:tabs>
+          <w:tab w:val="num" w:pos="1440"/>
+        </w:tabs>
+        <w:ind w:left="1440" w:hanging="360"/>
+      </w:pPr>
+      <w:rPr>
+        <w:rFonts w:ascii="Courier New" w:hAnsi="Courier New" w:hint="default"/>
+        <w:sz w:val="20"/>
+      </w:rPr>
+    </w:lvl>
+    <w:lvl w:ilvl="2" w:tentative="1">
+      <w:start w:val="1"/>
+      <w:numFmt w:val="bullet"/>
+      <w:lvlText w:val=""/>
+      <w:lvlJc w:val="left"/>
+      <w:pPr>
+        <w:tabs>
+          <w:tab w:val="num" w:pos="2160"/>
+        </w:tabs>
+        <w:ind w:left="2160" w:hanging="360"/>
+      </w:pPr>
+      <w:rPr>
+        <w:rFonts w:ascii="Wingdings" w:hAnsi="Wingdings" w:hint="default"/>
+        <w:sz w:val="20"/>
+      </w:rPr>
+    </w:lvl>
+    <w:lvl w:ilvl="3" w:tentative="1">
+      <w:start w:val="1"/>
+      <w:numFmt w:val="bullet"/>
+      <w:lvlText w:val=""/>
+      <w:lvlJc w:val="left"/>
+      <w:pPr>
+        <w:tabs>
+          <w:tab w:val="num" w:pos="2880"/>
+        </w:tabs>
+        <w:ind w:left="2880" w:hanging="360"/>
+      </w:pPr>
+      <w:rPr>
+        <w:rFonts w:ascii="Wingdings" w:hAnsi="Wingdings" w:hint="default"/>
+        <w:sz w:val="20"/>
+      </w:rPr>
+    </w:lvl>
+    <w:lvl w:ilvl="4" w:tentative="1">
+      <w:start w:val="1"/>
+      <w:numFmt w:val="bullet"/>
+      <w:lvlText w:val=""/>
+      <w:lvlJc w:val="left"/>
+      <w:pPr>
+        <w:tabs>
+          <w:tab w:val="num" w:pos="3600"/>
+        </w:tabs>
+        <w:ind w:left="3600" w:hanging="360"/>
+      </w:pPr>
+      <w:rPr>
+        <w:rFonts w:ascii="Wingdings" w:hAnsi="Wingdings" w:hint="default"/>
+        <w:sz w:val="20"/>
+      </w:rPr>
+    </w:lvl>
+    <w:lvl w:ilvl="5" w:tentative="1">
+      <w:start w:val="1"/>
+      <w:numFmt w:val="bullet"/>
+      <w:lvlText w:val=""/>
+      <w:lvlJc w:val="left"/>
+      <w:pPr>
+        <w:tabs>
+          <w:tab w:val="num" w:pos="4320"/>
+        </w:tabs>
+        <w:ind w:left="4320" w:hanging="360"/>
+      </w:pPr>
+      <w:rPr>
+        <w:rFonts w:ascii="Wingdings" w:hAnsi="Wingdings" w:hint="default"/>
+        <w:sz w:val="20"/>
+      </w:rPr>
+    </w:lvl>
+    <w:lvl w:ilvl="6" w:tentative="1">
+      <w:start w:val="1"/>
+      <w:numFmt w:val="bullet"/>
+      <w:lvlText w:val=""/>
+      <w:lvlJc w:val="left"/>
+      <w:pPr>
+        <w:tabs>
+          <w:tab w:val="num" w:pos="5040"/>
+        </w:tabs>
+        <w:ind w:left="5040" w:hanging="360"/>
+      </w:pPr>
+      <w:rPr>
+        <w:rFonts w:ascii="Wingdings" w:hAnsi="Wingdings" w:hint="default"/>
+        <w:sz w:val="20"/>
+      </w:rPr>
+    </w:lvl>
+    <w:lvl w:ilvl="7" w:tentative="1">
+      <w:start w:val="1"/>
+      <w:numFmt w:val="bullet"/>
+      <w:lvlText w:val=""/>
+      <w:lvlJc w:val="left"/>
+      <w:pPr>
+        <w:tabs>
+          <w:tab w:val="num" w:pos="5760"/>
+        </w:tabs>
+        <w:ind w:left="5760" w:hanging="360"/>
+      </w:pPr>
+      <w:rPr>
+        <w:rFonts w:ascii="Wingdings" w:hAnsi="Wingdings" w:hint="default"/>
+        <w:sz w:val="20"/>
+      </w:rPr>
+    </w:lvl>
+    <w:lvl w:ilvl="8" w:tentative="1">
+      <w:start w:val="1"/>
+      <w:numFmt w:val="bullet"/>
+      <w:lvlText w:val=""/>
+      <w:lvlJc w:val="left"/>
+      <w:pPr>
+        <w:tabs>
+          <w:tab w:val="num" w:pos="6480"/>
+        </w:tabs>
+        <w:ind w:left="6480" w:hanging="360"/>
+      </w:pPr>
+      <w:rPr>
+        <w:rFonts w:ascii="Wingdings" w:hAnsi="Wingdings" w:hint="default"/>
+        <w:sz w:val="20"/>
+      </w:rPr>
+    </w:lvl>
+  </w:abstractNum>
+  <w:abstractNum w:abstractNumId="3" w15:restartNumberingAfterBreak="0">
+    <w:nsid w:val="49E6472A"/>
+    <w:multiLevelType w:val="multilevel"/>
+    <w:tmpl w:val="A0D248CA"/>
+    <w:lvl w:ilvl="0">
+      <w:start w:val="1"/>
+      <w:numFmt w:val="bullet"/>
+      <w:lvlText w:val=""/>
+      <w:lvlJc w:val="left"/>
+      <w:pPr>
+        <w:tabs>
+          <w:tab w:val="num" w:pos="720"/>
+        </w:tabs>
+        <w:ind w:left="720" w:hanging="360"/>
+      </w:pPr>
+      <w:rPr>
+        <w:rFonts w:ascii="Symbol" w:hAnsi="Symbol" w:hint="default"/>
+        <w:sz w:val="20"/>
+      </w:rPr>
+    </w:lvl>
+    <w:lvl w:ilvl="1">
+      <w:start w:val="1"/>
+      <w:numFmt w:val="bullet"/>
+      <w:lvlText w:val="o"/>
+      <w:lvlJc w:val="left"/>
+      <w:pPr>
+        <w:tabs>
+          <w:tab w:val="num" w:pos="1440"/>
+        </w:tabs>
+        <w:ind w:left="1440" w:hanging="360"/>
+      </w:pPr>
+      <w:rPr>
+        <w:rFonts w:ascii="Courier New" w:hAnsi="Courier New" w:hint="default"/>
+        <w:sz w:val="20"/>
+      </w:rPr>
+    </w:lvl>
+    <w:lvl w:ilvl="2" w:tentative="1">
+      <w:start w:val="1"/>
+      <w:numFmt w:val="bullet"/>
+      <w:lvlText w:val=""/>
+      <w:lvlJc w:val="left"/>
+      <w:pPr>
+        <w:tabs>
+          <w:tab w:val="num" w:pos="2160"/>
+        </w:tabs>
+        <w:ind w:left="2160" w:hanging="360"/>
+      </w:pPr>
+      <w:rPr>
+        <w:rFonts w:ascii="Wingdings" w:hAnsi="Wingdings" w:hint="default"/>
+        <w:sz w:val="20"/>
+      </w:rPr>
+    </w:lvl>
+    <w:lvl w:ilvl="3" w:tentative="1">
+      <w:start w:val="1"/>
+      <w:numFmt w:val="bullet"/>
+      <w:lvlText w:val=""/>
+      <w:lvlJc w:val="left"/>
+      <w:pPr>
+        <w:tabs>
+          <w:tab w:val="num" w:pos="2880"/>
+        </w:tabs>
+        <w:ind w:left="2880" w:hanging="360"/>
+      </w:pPr>
+      <w:rPr>
+        <w:rFonts w:ascii="Wingdings" w:hAnsi="Wingdings" w:hint="default"/>
+        <w:sz w:val="20"/>
+      </w:rPr>
+    </w:lvl>
+    <w:lvl w:ilvl="4" w:tentative="1">
+      <w:start w:val="1"/>
+      <w:numFmt w:val="bullet"/>
+      <w:lvlText w:val=""/>
+      <w:lvlJc w:val="left"/>
+      <w:pPr>
+        <w:tabs>
+          <w:tab w:val="num" w:pos="3600"/>
+        </w:tabs>
+        <w:ind w:left="3600" w:hanging="360"/>
+      </w:pPr>
+      <w:rPr>
+        <w:rFonts w:ascii="Wingdings" w:hAnsi="Wingdings" w:hint="default"/>
+        <w:sz w:val="20"/>
+      </w:rPr>
+    </w:lvl>
+    <w:lvl w:ilvl="5" w:tentative="1">
+      <w:start w:val="1"/>
+      <w:numFmt w:val="bullet"/>
+      <w:lvlText w:val=""/>
+      <w:lvlJc w:val="left"/>
+      <w:pPr>
+        <w:tabs>
+          <w:tab w:val="num" w:pos="4320"/>
+        </w:tabs>
+        <w:ind w:left="4320" w:hanging="360"/>
+      </w:pPr>
+      <w:rPr>
+        <w:rFonts w:ascii="Wingdings" w:hAnsi="Wingdings" w:hint="default"/>
+        <w:sz w:val="20"/>
+      </w:rPr>
+    </w:lvl>
+    <w:lvl w:ilvl="6" w:tentative="1">
+      <w:start w:val="1"/>
+      <w:numFmt w:val="bullet"/>
+      <w:lvlText w:val=""/>
+      <w:lvlJc w:val="left"/>
+      <w:pPr>
+        <w:tabs>
+          <w:tab w:val="num" w:pos="5040"/>
+        </w:tabs>
+        <w:ind w:left="5040" w:hanging="360"/>
+      </w:pPr>
+      <w:rPr>
+        <w:rFonts w:ascii="Wingdings" w:hAnsi="Wingdings" w:hint="default"/>
+        <w:sz w:val="20"/>
+      </w:rPr>
+    </w:lvl>
+    <w:lvl w:ilvl="7" w:tentative="1">
+      <w:start w:val="1"/>
+      <w:numFmt w:val="bullet"/>
+      <w:lvlText w:val=""/>
+      <w:lvlJc w:val="left"/>
+      <w:pPr>
+        <w:tabs>
+          <w:tab w:val="num" w:pos="5760"/>
+        </w:tabs>
+        <w:ind w:left="5760" w:hanging="360"/>
+      </w:pPr>
+      <w:rPr>
+        <w:rFonts w:ascii="Wingdings" w:hAnsi="Wingdings" w:hint="default"/>
+        <w:sz w:val="20"/>
+      </w:rPr>
+    </w:lvl>
+    <w:lvl w:ilvl="8" w:tentative="1">
+      <w:start w:val="1"/>
+      <w:numFmt w:val="bullet"/>
+      <w:lvlText w:val=""/>
+      <w:lvlJc w:val="left"/>
+      <w:pPr>
+        <w:tabs>
+          <w:tab w:val="num" w:pos="6480"/>
+        </w:tabs>
+        <w:ind w:left="6480" w:hanging="360"/>
+      </w:pPr>
+      <w:rPr>
+        <w:rFonts w:ascii="Wingdings" w:hAnsi="Wingdings" w:hint="default"/>
+        <w:sz w:val="20"/>
+      </w:rPr>
+    </w:lvl>
+  </w:abstractNum>
+  <w:abstractNum w:abstractNumId="4" w15:restartNumberingAfterBreak="0">
+    <w:nsid w:val="5BCF4B3C"/>
+    <w:multiLevelType w:val="multilevel"/>
+    <w:tmpl w:val="DF007DA0"/>
+    <w:lvl w:ilvl="0">
+      <w:start w:val="1"/>
+      <w:numFmt w:val="bullet"/>
+      <w:lvlText w:val=""/>
+      <w:lvlJc w:val="left"/>
+      <w:pPr>
+        <w:tabs>
+          <w:tab w:val="num" w:pos="720"/>
+        </w:tabs>
+        <w:ind w:left="720" w:hanging="360"/>
+      </w:pPr>
+      <w:rPr>
+        <w:rFonts w:ascii="Symbol" w:hAnsi="Symbol" w:hint="default"/>
+        <w:sz w:val="20"/>
+      </w:rPr>
+    </w:lvl>
+    <w:lvl w:ilvl="1" w:tentative="1">
+      <w:start w:val="1"/>
+      <w:numFmt w:val="bullet"/>
+      <w:lvlText w:val="o"/>
+      <w:lvlJc w:val="left"/>
+      <w:pPr>
+        <w:tabs>
+          <w:tab w:val="num" w:pos="1440"/>
+        </w:tabs>
+        <w:ind w:left="1440" w:hanging="360"/>
+      </w:pPr>
+      <w:rPr>
+        <w:rFonts w:ascii="Courier New" w:hAnsi="Courier New" w:hint="default"/>
+        <w:sz w:val="20"/>
+      </w:rPr>
+    </w:lvl>
+    <w:lvl w:ilvl="2" w:tentative="1">
+      <w:start w:val="1"/>
+      <w:numFmt w:val="bullet"/>
+      <w:lvlText w:val=""/>
+      <w:lvlJc w:val="left"/>
+      <w:pPr>
+        <w:tabs>
+          <w:tab w:val="num" w:pos="2160"/>
+        </w:tabs>
+        <w:ind w:left="2160" w:hanging="360"/>
+      </w:pPr>
+      <w:rPr>
+        <w:rFonts w:ascii="Wingdings" w:hAnsi="Wingdings" w:hint="default"/>
+        <w:sz w:val="20"/>
+      </w:rPr>
+    </w:lvl>
+    <w:lvl w:ilvl="3" w:tentative="1">
+      <w:start w:val="1"/>
+      <w:numFmt w:val="bullet"/>
+      <w:lvlText w:val=""/>
+      <w:lvlJc w:val="left"/>
+      <w:pPr>
+        <w:tabs>
+          <w:tab w:val="num" w:pos="2880"/>
+        </w:tabs>
+        <w:ind w:left="2880" w:hanging="360"/>
+      </w:pPr>
+      <w:rPr>
+        <w:rFonts w:ascii="Wingdings" w:hAnsi="Wingdings" w:hint="default"/>
+        <w:sz w:val="20"/>
+      </w:rPr>
+    </w:lvl>
+    <w:lvl w:ilvl="4" w:tentative="1">
+      <w:start w:val="1"/>
+      <w:numFmt w:val="bullet"/>
+      <w:lvlText w:val=""/>
+      <w:lvlJc w:val="left"/>
+      <w:pPr>
+        <w:tabs>
+          <w:tab w:val="num" w:pos="3600"/>
+        </w:tabs>
+        <w:ind w:left="3600" w:hanging="360"/>
+      </w:pPr>
+      <w:rPr>
+        <w:rFonts w:ascii="Wingdings" w:hAnsi="Wingdings" w:hint="default"/>
+        <w:sz w:val="20"/>
+      </w:rPr>
+    </w:lvl>
+    <w:lvl w:ilvl="5" w:tentative="1">
+      <w:start w:val="1"/>
+      <w:numFmt w:val="bullet"/>
+      <w:lvlText w:val=""/>
+      <w:lvlJc w:val="left"/>
+      <w:pPr>
+        <w:tabs>
+          <w:tab w:val="num" w:pos="4320"/>
+        </w:tabs>
+        <w:ind w:left="4320" w:hanging="360"/>
+      </w:pPr>
+      <w:rPr>
+        <w:rFonts w:ascii="Wingdings" w:hAnsi="Wingdings" w:hint="default"/>
+        <w:sz w:val="20"/>
+      </w:rPr>
+    </w:lvl>
+    <w:lvl w:ilvl="6" w:tentative="1">
+      <w:start w:val="1"/>
+      <w:numFmt w:val="bullet"/>
+      <w:lvlText w:val=""/>
+      <w:lvlJc w:val="left"/>
+      <w:pPr>
+        <w:tabs>
+          <w:tab w:val="num" w:pos="5040"/>
+        </w:tabs>
+        <w:ind w:left="5040" w:hanging="360"/>
+      </w:pPr>
+      <w:rPr>
+        <w:rFonts w:ascii="Wingdings" w:hAnsi="Wingdings" w:hint="default"/>
+        <w:sz w:val="20"/>
+      </w:rPr>
+    </w:lvl>
+    <w:lvl w:ilvl="7" w:tentative="1">
+      <w:start w:val="1"/>
+      <w:numFmt w:val="bullet"/>
+      <w:lvlText w:val=""/>
+      <w:lvlJc w:val="left"/>
+      <w:pPr>
+        <w:tabs>
+          <w:tab w:val="num" w:pos="5760"/>
+        </w:tabs>
+        <w:ind w:left="5760" w:hanging="360"/>
+      </w:pPr>
+      <w:rPr>
+        <w:rFonts w:ascii="Wingdings" w:hAnsi="Wingdings" w:hint="default"/>
+        <w:sz w:val="20"/>
+      </w:rPr>
+    </w:lvl>
+    <w:lvl w:ilvl="8" w:tentative="1">
+      <w:start w:val="1"/>
+      <w:numFmt w:val="bullet"/>
+      <w:lvlText w:val=""/>
+      <w:lvlJc w:val="left"/>
+      <w:pPr>
+        <w:tabs>
+          <w:tab w:val="num" w:pos="6480"/>
+        </w:tabs>
+        <w:ind w:left="6480" w:hanging="360"/>
+      </w:pPr>
+      <w:rPr>
+        <w:rFonts w:ascii="Wingdings" w:hAnsi="Wingdings" w:hint="default"/>
+        <w:sz w:val="20"/>
+      </w:rPr>
+    </w:lvl>
+  </w:abstractNum>
+  <w:abstractNum w:abstractNumId="5" w15:restartNumberingAfterBreak="0">
     <w:nsid w:val="5FC71EAA"/>
     <w:multiLevelType w:val="hybridMultilevel"/>
     <w:tmpl w:val="5826FE1A"/>
@@ -855,8 +1248,306 @@
       </w:rPr>
     </w:lvl>
   </w:abstractNum>
+  <w:abstractNum w:abstractNumId="6" w15:restartNumberingAfterBreak="0">
+    <w:nsid w:val="6E6A1F3B"/>
+    <w:multiLevelType w:val="multilevel"/>
+    <w:tmpl w:val="B5D40338"/>
+    <w:lvl w:ilvl="0">
+      <w:start w:val="1"/>
+      <w:numFmt w:val="bullet"/>
+      <w:lvlText w:val=""/>
+      <w:lvlJc w:val="left"/>
+      <w:pPr>
+        <w:tabs>
+          <w:tab w:val="num" w:pos="720"/>
+        </w:tabs>
+        <w:ind w:left="720" w:hanging="360"/>
+      </w:pPr>
+      <w:rPr>
+        <w:rFonts w:ascii="Symbol" w:hAnsi="Symbol" w:hint="default"/>
+        <w:sz w:val="20"/>
+      </w:rPr>
+    </w:lvl>
+    <w:lvl w:ilvl="1" w:tentative="1">
+      <w:start w:val="1"/>
+      <w:numFmt w:val="bullet"/>
+      <w:lvlText w:val="o"/>
+      <w:lvlJc w:val="left"/>
+      <w:pPr>
+        <w:tabs>
+          <w:tab w:val="num" w:pos="1440"/>
+        </w:tabs>
+        <w:ind w:left="1440" w:hanging="360"/>
+      </w:pPr>
+      <w:rPr>
+        <w:rFonts w:ascii="Courier New" w:hAnsi="Courier New" w:hint="default"/>
+        <w:sz w:val="20"/>
+      </w:rPr>
+    </w:lvl>
+    <w:lvl w:ilvl="2" w:tentative="1">
+      <w:start w:val="1"/>
+      <w:numFmt w:val="bullet"/>
+      <w:lvlText w:val=""/>
+      <w:lvlJc w:val="left"/>
+      <w:pPr>
+        <w:tabs>
+          <w:tab w:val="num" w:pos="2160"/>
+        </w:tabs>
+        <w:ind w:left="2160" w:hanging="360"/>
+      </w:pPr>
+      <w:rPr>
+        <w:rFonts w:ascii="Wingdings" w:hAnsi="Wingdings" w:hint="default"/>
+        <w:sz w:val="20"/>
+      </w:rPr>
+    </w:lvl>
+    <w:lvl w:ilvl="3" w:tentative="1">
+      <w:start w:val="1"/>
+      <w:numFmt w:val="bullet"/>
+      <w:lvlText w:val=""/>
+      <w:lvlJc w:val="left"/>
+      <w:pPr>
+        <w:tabs>
+          <w:tab w:val="num" w:pos="2880"/>
+        </w:tabs>
+        <w:ind w:left="2880" w:hanging="360"/>
+      </w:pPr>
+      <w:rPr>
+        <w:rFonts w:ascii="Wingdings" w:hAnsi="Wingdings" w:hint="default"/>
+        <w:sz w:val="20"/>
+      </w:rPr>
+    </w:lvl>
+    <w:lvl w:ilvl="4" w:tentative="1">
+      <w:start w:val="1"/>
+      <w:numFmt w:val="bullet"/>
+      <w:lvlText w:val=""/>
+      <w:lvlJc w:val="left"/>
+      <w:pPr>
+        <w:tabs>
+          <w:tab w:val="num" w:pos="3600"/>
+        </w:tabs>
+        <w:ind w:left="3600" w:hanging="360"/>
+      </w:pPr>
+      <w:rPr>
+        <w:rFonts w:ascii="Wingdings" w:hAnsi="Wingdings" w:hint="default"/>
+        <w:sz w:val="20"/>
+      </w:rPr>
+    </w:lvl>
+    <w:lvl w:ilvl="5" w:tentative="1">
+      <w:start w:val="1"/>
+      <w:numFmt w:val="bullet"/>
+      <w:lvlText w:val=""/>
+      <w:lvlJc w:val="left"/>
+      <w:pPr>
+        <w:tabs>
+          <w:tab w:val="num" w:pos="4320"/>
+        </w:tabs>
+        <w:ind w:left="4320" w:hanging="360"/>
+      </w:pPr>
+      <w:rPr>
+        <w:rFonts w:ascii="Wingdings" w:hAnsi="Wingdings" w:hint="default"/>
+        <w:sz w:val="20"/>
+      </w:rPr>
+    </w:lvl>
+    <w:lvl w:ilvl="6" w:tentative="1">
+      <w:start w:val="1"/>
+      <w:numFmt w:val="bullet"/>
+      <w:lvlText w:val=""/>
+      <w:lvlJc w:val="left"/>
+      <w:pPr>
+        <w:tabs>
+          <w:tab w:val="num" w:pos="5040"/>
+        </w:tabs>
+        <w:ind w:left="5040" w:hanging="360"/>
+      </w:pPr>
+      <w:rPr>
+        <w:rFonts w:ascii="Wingdings" w:hAnsi="Wingdings" w:hint="default"/>
+        <w:sz w:val="20"/>
+      </w:rPr>
+    </w:lvl>
+    <w:lvl w:ilvl="7" w:tentative="1">
+      <w:start w:val="1"/>
+      <w:numFmt w:val="bullet"/>
+      <w:lvlText w:val=""/>
+      <w:lvlJc w:val="left"/>
+      <w:pPr>
+        <w:tabs>
+          <w:tab w:val="num" w:pos="5760"/>
+        </w:tabs>
+        <w:ind w:left="5760" w:hanging="360"/>
+      </w:pPr>
+      <w:rPr>
+        <w:rFonts w:ascii="Wingdings" w:hAnsi="Wingdings" w:hint="default"/>
+        <w:sz w:val="20"/>
+      </w:rPr>
+    </w:lvl>
+    <w:lvl w:ilvl="8" w:tentative="1">
+      <w:start w:val="1"/>
+      <w:numFmt w:val="bullet"/>
+      <w:lvlText w:val=""/>
+      <w:lvlJc w:val="left"/>
+      <w:pPr>
+        <w:tabs>
+          <w:tab w:val="num" w:pos="6480"/>
+        </w:tabs>
+        <w:ind w:left="6480" w:hanging="360"/>
+      </w:pPr>
+      <w:rPr>
+        <w:rFonts w:ascii="Wingdings" w:hAnsi="Wingdings" w:hint="default"/>
+        <w:sz w:val="20"/>
+      </w:rPr>
+    </w:lvl>
+  </w:abstractNum>
+  <w:abstractNum w:abstractNumId="7" w15:restartNumberingAfterBreak="0">
+    <w:nsid w:val="79800165"/>
+    <w:multiLevelType w:val="multilevel"/>
+    <w:tmpl w:val="4E4E7B90"/>
+    <w:lvl w:ilvl="0">
+      <w:start w:val="1"/>
+      <w:numFmt w:val="bullet"/>
+      <w:lvlText w:val=""/>
+      <w:lvlJc w:val="left"/>
+      <w:pPr>
+        <w:tabs>
+          <w:tab w:val="num" w:pos="720"/>
+        </w:tabs>
+        <w:ind w:left="720" w:hanging="360"/>
+      </w:pPr>
+      <w:rPr>
+        <w:rFonts w:ascii="Symbol" w:hAnsi="Symbol" w:hint="default"/>
+        <w:sz w:val="20"/>
+      </w:rPr>
+    </w:lvl>
+    <w:lvl w:ilvl="1" w:tentative="1">
+      <w:start w:val="1"/>
+      <w:numFmt w:val="bullet"/>
+      <w:lvlText w:val="o"/>
+      <w:lvlJc w:val="left"/>
+      <w:pPr>
+        <w:tabs>
+          <w:tab w:val="num" w:pos="1440"/>
+        </w:tabs>
+        <w:ind w:left="1440" w:hanging="360"/>
+      </w:pPr>
+      <w:rPr>
+        <w:rFonts w:ascii="Courier New" w:hAnsi="Courier New" w:hint="default"/>
+        <w:sz w:val="20"/>
+      </w:rPr>
+    </w:lvl>
+    <w:lvl w:ilvl="2" w:tentative="1">
+      <w:start w:val="1"/>
+      <w:numFmt w:val="bullet"/>
+      <w:lvlText w:val=""/>
+      <w:lvlJc w:val="left"/>
+      <w:pPr>
+        <w:tabs>
+          <w:tab w:val="num" w:pos="2160"/>
+        </w:tabs>
+        <w:ind w:left="2160" w:hanging="360"/>
+      </w:pPr>
+      <w:rPr>
+        <w:rFonts w:ascii="Wingdings" w:hAnsi="Wingdings" w:hint="default"/>
+        <w:sz w:val="20"/>
+      </w:rPr>
+    </w:lvl>
+    <w:lvl w:ilvl="3" w:tentative="1">
+      <w:start w:val="1"/>
+      <w:numFmt w:val="bullet"/>
+      <w:lvlText w:val=""/>
+      <w:lvlJc w:val="left"/>
+      <w:pPr>
+        <w:tabs>
+          <w:tab w:val="num" w:pos="2880"/>
+        </w:tabs>
+        <w:ind w:left="2880" w:hanging="360"/>
+      </w:pPr>
+      <w:rPr>
+        <w:rFonts w:ascii="Wingdings" w:hAnsi="Wingdings" w:hint="default"/>
+        <w:sz w:val="20"/>
+      </w:rPr>
+    </w:lvl>
+    <w:lvl w:ilvl="4" w:tentative="1">
+      <w:start w:val="1"/>
+      <w:numFmt w:val="bullet"/>
+      <w:lvlText w:val=""/>
+      <w:lvlJc w:val="left"/>
+      <w:pPr>
+        <w:tabs>
+          <w:tab w:val="num" w:pos="3600"/>
+        </w:tabs>
+        <w:ind w:left="3600" w:hanging="360"/>
+      </w:pPr>
+      <w:rPr>
+        <w:rFonts w:ascii="Wingdings" w:hAnsi="Wingdings" w:hint="default"/>
+        <w:sz w:val="20"/>
+      </w:rPr>
+    </w:lvl>
+    <w:lvl w:ilvl="5" w:tentative="1">
+      <w:start w:val="1"/>
+      <w:numFmt w:val="bullet"/>
+      <w:lvlText w:val=""/>
+      <w:lvlJc w:val="left"/>
+      <w:pPr>
+        <w:tabs>
+          <w:tab w:val="num" w:pos="4320"/>
+        </w:tabs>
+        <w:ind w:left="4320" w:hanging="360"/>
+      </w:pPr>
+      <w:rPr>
+        <w:rFonts w:ascii="Wingdings" w:hAnsi="Wingdings" w:hint="default"/>
+        <w:sz w:val="20"/>
+      </w:rPr>
+    </w:lvl>
+    <w:lvl w:ilvl="6" w:tentative="1">
+      <w:start w:val="1"/>
+      <w:numFmt w:val="bullet"/>
+      <w:lvlText w:val=""/>
+      <w:lvlJc w:val="left"/>
+      <w:pPr>
+        <w:tabs>
+          <w:tab w:val="num" w:pos="5040"/>
+        </w:tabs>
+        <w:ind w:left="5040" w:hanging="360"/>
+      </w:pPr>
+      <w:rPr>
+        <w:rFonts w:ascii="Wingdings" w:hAnsi="Wingdings" w:hint="default"/>
+        <w:sz w:val="20"/>
+      </w:rPr>
+    </w:lvl>
+    <w:lvl w:ilvl="7" w:tentative="1">
+      <w:start w:val="1"/>
+      <w:numFmt w:val="bullet"/>
+      <w:lvlText w:val=""/>
+      <w:lvlJc w:val="left"/>
+      <w:pPr>
+        <w:tabs>
+          <w:tab w:val="num" w:pos="5760"/>
+        </w:tabs>
+        <w:ind w:left="5760" w:hanging="360"/>
+      </w:pPr>
+      <w:rPr>
+        <w:rFonts w:ascii="Wingdings" w:hAnsi="Wingdings" w:hint="default"/>
+        <w:sz w:val="20"/>
+      </w:rPr>
+    </w:lvl>
+    <w:lvl w:ilvl="8" w:tentative="1">
+      <w:start w:val="1"/>
+      <w:numFmt w:val="bullet"/>
+      <w:lvlText w:val=""/>
+      <w:lvlJc w:val="left"/>
+      <w:pPr>
+        <w:tabs>
+          <w:tab w:val="num" w:pos="6480"/>
+        </w:tabs>
+        <w:ind w:left="6480" w:hanging="360"/>
+      </w:pPr>
+      <w:rPr>
+        <w:rFonts w:ascii="Wingdings" w:hAnsi="Wingdings" w:hint="default"/>
+        <w:sz w:val="20"/>
+      </w:rPr>
+    </w:lvl>
+  </w:abstractNum>
   <w:num w:numId="1" w16cid:durableId="1465810377">
-    <w:abstractNumId w:val="0"/>
+    <w:abstractNumId w:val="1"/>
     <w:lvlOverride w:ilvl="0">
       <w:startOverride w:val="1"/>
     </w:lvlOverride>
@@ -886,7 +1577,25 @@
     </w:lvlOverride>
   </w:num>
   <w:num w:numId="2" w16cid:durableId="717779577">
-    <w:abstractNumId w:val="1"/>
+    <w:abstractNumId w:val="5"/>
+  </w:num>
+  <w:num w:numId="3" w16cid:durableId="1505363373">
+    <w:abstractNumId w:val="6"/>
+  </w:num>
+  <w:num w:numId="4" w16cid:durableId="1794328321">
+    <w:abstractNumId w:val="7"/>
+  </w:num>
+  <w:num w:numId="5" w16cid:durableId="418865931">
+    <w:abstractNumId w:val="2"/>
+  </w:num>
+  <w:num w:numId="6" w16cid:durableId="1716343985">
+    <w:abstractNumId w:val="4"/>
+  </w:num>
+  <w:num w:numId="7" w16cid:durableId="2005014786">
+    <w:abstractNumId w:val="3"/>
+  </w:num>
+  <w:num w:numId="8" w16cid:durableId="1837260709">
+    <w:abstractNumId w:val="0"/>
   </w:num>
 </w:numbering>
 </file>
@@ -1494,7 +2203,6 @@
   <w:style w:type="character" w:default="1" w:styleId="Policepardfaut">
     <w:name w:val="Default Paragraph Font"/>
     <w:uiPriority w:val="1"/>
-    <w:semiHidden/>
     <w:unhideWhenUsed/>
   </w:style>
   <w:style w:type="table" w:default="1" w:styleId="TableauNormal">
